--- a/reports/10/credit_report.docx
+++ b/reports/10/credit_report.docx
@@ -532,7 +532,7 @@
         <w:pStyle w:val="ListBullet"/>
       </w:pPr>
       <w:r>
-        <w:t>Conditions: 6.0/10 – office家庭和学生版2021是永久免费使用的嘛？ - 知乎: 了解一番： 说是 1 （2021-2月 的一个回答答案）现在已经不显示了，只显示包含的产品，如果没激活倒是会提示未激活。在使用 … | KONGRESSFORMAT | Re</w:t>
+        <w:t>Conditions: 6.0/10 – No sector-level signals retrieved.</w:t>
       </w:r>
     </w:p>
     <w:p>
